--- a/templates/word/car_crash.docx
+++ b/templates/word/car_crash.docx
@@ -292,6 +292,8 @@
         </w:rPr>
         <w:tab/>
       </w:r>
+      <w:bookmarkStart w:id="0" w:name="_GoBack"/>
+      <w:bookmarkEnd w:id="0"/>
     </w:p>
     <w:p>
       <w:pPr>
@@ -967,7 +969,7 @@
         <w:ind w:firstLine="1440"/>
         <w:jc w:val="thaiDistribute"/>
         <w:rPr>
-          <w:rFonts w:ascii="TH SarabunIT๙" w:hAnsi="TH SarabunIT๙" w:cs="TH SarabunIT๙"/>
+          <w:rFonts w:ascii="TH SarabunIT๙" w:hAnsi="TH SarabunIT๙" w:cs="TH SarabunIT๙" w:hint="cs"/>
           <w:color w:val="640000"/>
           <w:cs/>
         </w:rPr>
@@ -1050,12 +1052,30 @@
       <w:r>
         <w:rPr>
           <w:rFonts w:ascii="TH SarabunIT๙" w:hAnsi="TH SarabunIT๙" w:cs="TH SarabunIT๙"/>
-        </w:rPr>
-        <w:t>____________________</w:t>
-      </w:r>
-      <w:r>
-        <w:rPr>
-          <w:rFonts w:ascii="TH SarabunIT๙" w:hAnsi="TH SarabunIT๙" w:cs="TH SarabunIT๙" w:hint="cs"/>
+          <w:color w:val="4BACC6" w:themeColor="accent5"/>
+        </w:rPr>
+        <w:t>{{</w:t>
+      </w:r>
+      <w:proofErr w:type="spellStart"/>
+      <w:r>
+        <w:rPr>
+          <w:rFonts w:ascii="TH SarabunIT๙" w:hAnsi="TH SarabunIT๙" w:cs="TH SarabunIT๙"/>
+          <w:color w:val="4BACC6" w:themeColor="accent5"/>
+        </w:rPr>
+        <w:t>poa_cc</w:t>
+      </w:r>
+      <w:proofErr w:type="spellEnd"/>
+      <w:r>
+        <w:rPr>
+          <w:rFonts w:ascii="TH SarabunIT๙" w:hAnsi="TH SarabunIT๙" w:cs="TH SarabunIT๙"/>
+          <w:color w:val="4BACC6" w:themeColor="accent5"/>
+        </w:rPr>
+        <w:t>}}</w:t>
+      </w:r>
+      <w:r>
+        <w:rPr>
+          <w:rFonts w:ascii="TH SarabunIT๙" w:hAnsi="TH SarabunIT๙" w:cs="TH SarabunIT๙" w:hint="cs"/>
+          <w:color w:val="4BACC6" w:themeColor="accent5"/>
           <w:cs/>
         </w:rPr>
         <w:t xml:space="preserve"> </w:t>
@@ -1308,8 +1328,6 @@
                               </w:rPr>
                               <w:t>ผจก.</w:t>
                             </w:r>
-                            <w:bookmarkStart w:id="0" w:name="_GoBack"/>
-                            <w:bookmarkEnd w:id="0"/>
                             <w:r>
                               <w:rPr>
                                 <w:rFonts w:ascii="TH SarabunIT๙" w:hAnsi="TH SarabunIT๙" w:cs="TH SarabunIT๙"/>
@@ -4370,7 +4388,7 @@
 </file>
 
 <file path=customXml/itemProps1.xml><?xml version="1.0" encoding="utf-8"?>
-<ds:datastoreItem xmlns:ds="http://schemas.openxmlformats.org/officeDocument/2006/customXml" ds:itemID="{FE5953A6-8197-4B88-BC22-5DD96FB3E350}">
+<ds:datastoreItem xmlns:ds="http://schemas.openxmlformats.org/officeDocument/2006/customXml" ds:itemID="{F6A75792-7B82-4F05-A067-5CDEE9C554E3}">
   <ds:schemaRefs>
     <ds:schemaRef ds:uri="http://schemas.openxmlformats.org/officeDocument/2006/bibliography"/>
   </ds:schemaRefs>
